--- a/З_И/Лабораторная_работа_3_Гаммирование.docx
+++ b/З_И/Лабораторная_работа_3_Гаммирование.docx
@@ -221,6 +221,70 @@
           <w:sz w:val="26"/>
         </w:rPr>
         <w:t>Вариант №10: расширенный ASCII, B = 256; параметры линейного конгруэнтного датчика A = 41, C = 13, T(0) = 11. Последовательность строится по формуле T(i + 1) = (A·T(i) + C) mod B.</w:t>
+      </w:r>
+    </w:p>
+    <w:p>
+      <w:pPr>
+        <w:keepNext/>
+        <w:spacing w:line="360" w:lineRule="auto" w:before="80" w:after="80"/>
+        <w:jc w:val="left"/>
+      </w:pPr>
+      <w:r>
+        <w:rPr>
+          <w:rFonts w:ascii="Times New Roman" w:hAnsi="Times New Roman" w:eastAsia="Times New Roman"/>
+          <w:b/>
+          <w:i w:val="0"/>
+          <w:sz w:val="26"/>
+        </w:rPr>
+        <w:t>Краткие теоретические сведения</w:t>
+      </w:r>
+    </w:p>
+    <w:p>
+      <w:pPr>
+        <w:spacing w:line="360" w:lineRule="auto" w:after="0"/>
+        <w:ind w:firstLine="709"/>
+        <w:jc w:val="both"/>
+      </w:pPr>
+      <w:r>
+        <w:rPr>
+          <w:rFonts w:ascii="Times New Roman" w:hAnsi="Times New Roman" w:eastAsia="Times New Roman"/>
+          <w:b w:val="0"/>
+          <w:i w:val="0"/>
+          <w:sz w:val="26"/>
+        </w:rPr>
+        <w:t>Гаммирование является потоковым шифрованием. Открытый текст рассматривается как последовательность байтов, а затем каждый байт объединяется с соответствующим элементом гаммы операцией XOR. Для двоичной операции выполняется равенство p ⊕ k ⊕ k = p, поэтому одна и та же гамма используется и при шифровании, и при расшифровании.</w:t>
+      </w:r>
+    </w:p>
+    <w:p>
+      <w:pPr>
+        <w:spacing w:line="360" w:lineRule="auto" w:after="0"/>
+        <w:ind w:firstLine="709"/>
+        <w:jc w:val="both"/>
+      </w:pPr>
+      <w:r>
+        <w:rPr>
+          <w:rFonts w:ascii="Times New Roman" w:hAnsi="Times New Roman" w:eastAsia="Times New Roman"/>
+          <w:b w:val="0"/>
+          <w:i w:val="0"/>
+          <w:sz w:val="26"/>
+        </w:rPr>
+        <w:t>Гамма должна быть не короче сообщения и не должна быть предсказуемой для противника. В реальных системах используют криптографически стойкие генераторы и никогда не повторяют одну гамму с разными сообщениями. Линейный конгруэнтный генератор удобен для лабораторной работы, но его состояние и параметры можно восстановить при наблюдении достаточного числа значений, поэтому он не предназначен для промышленной защиты.</w:t>
+      </w:r>
+    </w:p>
+    <w:p>
+      <w:pPr>
+        <w:spacing w:line="360" w:lineRule="auto" w:after="0"/>
+        <w:ind w:firstLine="709"/>
+        <w:jc w:val="both"/>
+      </w:pPr>
+      <w:r>
+        <w:rPr>
+          <w:rFonts w:ascii="Times New Roman" w:hAnsi="Times New Roman" w:eastAsia="Times New Roman"/>
+          <w:b w:val="0"/>
+          <w:i w:val="0"/>
+          <w:sz w:val="26"/>
+        </w:rPr>
+        <w:t>В выбранном варианте B = 256, поэтому каждое значение T(i) сразу является байтом от 0 до 255. Параметры A, C и T(0) являются ключевыми настройками генератора. Для текста на русском языке программа сначала использует UTF-8, так что один символ может занимать несколько байтов; длина гаммы определяется именно длиной байтового представления.</w:t>
       </w:r>
     </w:p>
     <w:p>
@@ -828,7 +892,7 @@
           <w:i w:val="0"/>
           <w:sz w:val="26"/>
         </w:rPr>
-        <w:t>Краткое объяснение программы</w:t>
+        <w:t>Полное объяснение программы</w:t>
       </w:r>
     </w:p>
     <w:p>
@@ -844,7 +908,71 @@
           <w:i w:val="0"/>
           <w:sz w:val="26"/>
         </w:rPr>
-        <w:t>Функция gamma последовательно вычисляет значения датчика и формирует байтовую гамму нужной длины. В encrypt текст переводится в UTF-8, после чего каждый байт складывается по модулю 2 (операция XOR) с соответствующим байтом гаммы. Дешифрование использует ту же операцию, потому что p XOR k XOR k = p. Для отчётности программа печатает шифртекст в hex-формате и ASCII-коды всех элементов гаммы.</w:t>
+        <w:t>Константы A, C, T0 и B задают линейный конгруэнтный генератор. Функция gamma получает требуемое количество байтов и начинает работу с состояния T0. На каждом шаге она вычисляет новое состояние по формуле (A * state + C) % B, добавляет его в список и использует как очередной элемент гаммы.</w:t>
+      </w:r>
+    </w:p>
+    <w:p>
+      <w:pPr>
+        <w:spacing w:line="360" w:lineRule="auto" w:after="0"/>
+        <w:ind w:firstLine="709"/>
+        <w:jc w:val="both"/>
+      </w:pPr>
+      <w:r>
+        <w:rPr>
+          <w:rFonts w:ascii="Times New Roman" w:hAnsi="Times New Roman" w:eastAsia="Times New Roman"/>
+          <w:b w:val="0"/>
+          <w:i w:val="0"/>
+          <w:sz w:val="26"/>
+        </w:rPr>
+        <w:t>В функции encrypt строка переводится в UTF-8 методом encode. Полученный объект bytes содержит целые значения от 0 до 255. Длина этого объекта определяет, сколько элементов гаммы нужно сгенерировать. Выражение bytes(p ^ k for p, k in zip(...)) попарно выполняет XOR открытого байта p и гаммы k.</w:t>
+      </w:r>
+    </w:p>
+    <w:p>
+      <w:pPr>
+        <w:spacing w:line="360" w:lineRule="auto" w:after="0"/>
+        <w:ind w:firstLine="709"/>
+        <w:jc w:val="both"/>
+      </w:pPr>
+      <w:r>
+        <w:rPr>
+          <w:rFonts w:ascii="Times New Roman" w:hAnsi="Times New Roman" w:eastAsia="Times New Roman"/>
+          <w:b w:val="0"/>
+          <w:i w:val="0"/>
+          <w:sz w:val="26"/>
+        </w:rPr>
+        <w:t>Функция encrypt возвращает два результата: шифртекст и саму гамму. В учебной программе гамма выводится для проверки и анализа, но в реальной системе её нельзя публиковать вместе с шифртекстом. Если гамма известна, любой человек сможет выполнить XOR и восстановить сообщение.</w:t>
+      </w:r>
+    </w:p>
+    <w:p>
+      <w:pPr>
+        <w:spacing w:line="360" w:lineRule="auto" w:after="0"/>
+        <w:ind w:firstLine="709"/>
+        <w:jc w:val="both"/>
+      </w:pPr>
+      <w:r>
+        <w:rPr>
+          <w:rFonts w:ascii="Times New Roman" w:hAnsi="Times New Roman" w:eastAsia="Times New Roman"/>
+          <w:b w:val="0"/>
+          <w:i w:val="0"/>
+          <w:sz w:val="26"/>
+        </w:rPr>
+        <w:t>Функция decrypt снова выполняет XOR каждого байта шифртекста с соответствующим байтом гаммы. Две одинаковые операции XOR взаимно уничтожают влияние гаммы, поэтому получается исходная UTF-8-последовательность. Метод decode расшифровывает байты обратно в строку; ошибка декодирования означала бы несоответствие гаммы или повреждение данных.</w:t>
+      </w:r>
+    </w:p>
+    <w:p>
+      <w:pPr>
+        <w:spacing w:line="360" w:lineRule="auto" w:after="0"/>
+        <w:ind w:firstLine="709"/>
+        <w:jc w:val="both"/>
+      </w:pPr>
+      <w:r>
+        <w:rPr>
+          <w:rFonts w:ascii="Times New Roman" w:hAnsi="Times New Roman" w:eastAsia="Times New Roman"/>
+          <w:b w:val="0"/>
+          <w:i w:val="0"/>
+          <w:sz w:val="26"/>
+        </w:rPr>
+        <w:t>В основном блоке программа принимает текст, печатает шифртекст в шестнадцатеричном виде, выводит коды гаммы и показывает результат дешифрования. Hex-представление выбрано потому, что произвольные байты могут содержать управляющие символы и не всегда отображаются как обычный текст.</w:t>
       </w:r>
     </w:p>
     <w:p>

--- a/З_И/Лабораторная_работа_3_Гаммирование.docx
+++ b/З_И/Лабораторная_работа_3_Гаммирование.docx
@@ -99,7 +99,7 @@
           <w:rFonts w:ascii="Times New Roman" w:hAnsi="Times New Roman" w:eastAsia="Times New Roman"/>
           <w:b w:val="0"/>
           <w:i w:val="0"/>
-          <w:sz w:val="26"/>
+          <w:sz w:val="28"/>
         </w:rPr>
         <w:t>Выполнил(а): студент(ка) группы __________</w:t>
         <w:br/>
@@ -133,7 +133,7 @@
           <w:rFonts w:ascii="Times New Roman" w:hAnsi="Times New Roman" w:eastAsia="Times New Roman"/>
           <w:b w:val="0"/>
           <w:i w:val="0"/>
-          <w:sz w:val="26"/>
+          <w:sz w:val="28"/>
         </w:rPr>
         <w:t>2026</w:t>
       </w:r>
@@ -154,7 +154,7 @@
           <w:rFonts w:ascii="Times New Roman" w:hAnsi="Times New Roman" w:eastAsia="Times New Roman"/>
           <w:b/>
           <w:i w:val="0"/>
-          <w:sz w:val="26"/>
+          <w:sz w:val="28"/>
         </w:rPr>
         <w:t>Лабораторная работа №3 «Линейное шифрование данных (гаммирование)»</w:t>
       </w:r>
@@ -170,7 +170,7 @@
           <w:rFonts w:ascii="Times New Roman" w:hAnsi="Times New Roman" w:eastAsia="Times New Roman"/>
           <w:b/>
           <w:i w:val="0"/>
-          <w:sz w:val="26"/>
+          <w:sz w:val="28"/>
         </w:rPr>
         <w:t>1. Цель работы</w:t>
       </w:r>
@@ -186,7 +186,7 @@
           <w:rFonts w:ascii="Times New Roman" w:hAnsi="Times New Roman" w:eastAsia="Times New Roman"/>
           <w:b w:val="0"/>
           <w:i w:val="0"/>
-          <w:sz w:val="26"/>
+          <w:sz w:val="28"/>
         </w:rPr>
         <w:t>Изучить потоковое шифрование гаммированием, реализовать линейный конгруэнтный датчик псевдослучайных чисел и выполнить шифрование и дешифрование произвольного текста в расширенном ASCII-представлении.</w:t>
       </w:r>
@@ -202,7 +202,7 @@
           <w:rFonts w:ascii="Times New Roman" w:hAnsi="Times New Roman" w:eastAsia="Times New Roman"/>
           <w:b/>
           <w:i w:val="0"/>
-          <w:sz w:val="26"/>
+          <w:sz w:val="28"/>
         </w:rPr>
         <w:t>2. Индивидуальное задание</w:t>
       </w:r>
@@ -218,7 +218,7 @@
           <w:rFonts w:ascii="Times New Roman" w:hAnsi="Times New Roman" w:eastAsia="Times New Roman"/>
           <w:b w:val="0"/>
           <w:i w:val="0"/>
-          <w:sz w:val="26"/>
+          <w:sz w:val="28"/>
         </w:rPr>
         <w:t>Вариант №10: расширенный ASCII, B = 256; параметры линейного конгруэнтного датчика A = 41, C = 13, T(0) = 11. Последовательность строится по формуле T(i + 1) = (A·T(i) + C) mod B.</w:t>
       </w:r>
@@ -234,7 +234,7 @@
           <w:rFonts w:ascii="Times New Roman" w:hAnsi="Times New Roman" w:eastAsia="Times New Roman"/>
           <w:b/>
           <w:i w:val="0"/>
-          <w:sz w:val="26"/>
+          <w:sz w:val="28"/>
         </w:rPr>
         <w:t>Краткие теоретические сведения</w:t>
       </w:r>
@@ -250,7 +250,7 @@
           <w:rFonts w:ascii="Times New Roman" w:hAnsi="Times New Roman" w:eastAsia="Times New Roman"/>
           <w:b w:val="0"/>
           <w:i w:val="0"/>
-          <w:sz w:val="26"/>
+          <w:sz w:val="28"/>
         </w:rPr>
         <w:t>Гаммирование является потоковым шифрованием. Открытый текст рассматривается как последовательность байтов, а затем каждый байт объединяется с соответствующим элементом гаммы операцией XOR. Для двоичной операции выполняется равенство p ⊕ k ⊕ k = p, поэтому одна и та же гамма используется и при шифровании, и при расшифровании.</w:t>
       </w:r>
@@ -266,7 +266,7 @@
           <w:rFonts w:ascii="Times New Roman" w:hAnsi="Times New Roman" w:eastAsia="Times New Roman"/>
           <w:b w:val="0"/>
           <w:i w:val="0"/>
-          <w:sz w:val="26"/>
+          <w:sz w:val="28"/>
         </w:rPr>
         <w:t>Гамма должна быть не короче сообщения и не должна быть предсказуемой для противника. В реальных системах используют криптографически стойкие генераторы и никогда не повторяют одну гамму с разными сообщениями. Линейный конгруэнтный генератор удобен для лабораторной работы, но его состояние и параметры можно восстановить при наблюдении достаточного числа значений, поэтому он не предназначен для промышленной защиты.</w:t>
       </w:r>
@@ -282,7 +282,7 @@
           <w:rFonts w:ascii="Times New Roman" w:hAnsi="Times New Roman" w:eastAsia="Times New Roman"/>
           <w:b w:val="0"/>
           <w:i w:val="0"/>
-          <w:sz w:val="26"/>
+          <w:sz w:val="28"/>
         </w:rPr>
         <w:t>В выбранном варианте B = 256, поэтому каждое значение T(i) сразу является байтом от 0 до 255. Параметры A, C и T(0) являются ключевыми настройками генератора. Для текста на русском языке программа сначала использует UTF-8, так что один символ может занимать несколько байтов; длина гаммы определяется именно длиной байтового представления.</w:t>
       </w:r>
@@ -298,7 +298,7 @@
           <w:rFonts w:ascii="Times New Roman" w:hAnsi="Times New Roman" w:eastAsia="Times New Roman"/>
           <w:b/>
           <w:i w:val="0"/>
-          <w:sz w:val="26"/>
+          <w:sz w:val="28"/>
         </w:rPr>
         <w:t>3. Текст программы</w:t>
       </w:r>
@@ -314,7 +314,7 @@
           <w:rFonts w:ascii="Consolas" w:hAnsi="Consolas" w:eastAsia="Consolas"/>
           <w:b w:val="0"/>
           <w:i w:val="0"/>
-          <w:sz w:val="18"/>
+          <w:sz w:val="22"/>
         </w:rPr>
         <w:t>from typing import Tuple</w:t>
       </w:r>
@@ -330,7 +330,7 @@
           <w:rFonts w:ascii="Consolas" w:hAnsi="Consolas" w:eastAsia="Consolas"/>
           <w:b w:val="0"/>
           <w:i w:val="0"/>
-          <w:sz w:val="18"/>
+          <w:sz w:val="22"/>
         </w:rPr>
         <w:t xml:space="preserve"> </w:t>
       </w:r>
@@ -346,7 +346,7 @@
           <w:rFonts w:ascii="Consolas" w:hAnsi="Consolas" w:eastAsia="Consolas"/>
           <w:b w:val="0"/>
           <w:i w:val="0"/>
-          <w:sz w:val="18"/>
+          <w:sz w:val="22"/>
         </w:rPr>
         <w:t>A = 41</w:t>
       </w:r>
@@ -362,7 +362,7 @@
           <w:rFonts w:ascii="Consolas" w:hAnsi="Consolas" w:eastAsia="Consolas"/>
           <w:b w:val="0"/>
           <w:i w:val="0"/>
-          <w:sz w:val="18"/>
+          <w:sz w:val="22"/>
         </w:rPr>
         <w:t>C = 13</w:t>
       </w:r>
@@ -378,7 +378,7 @@
           <w:rFonts w:ascii="Consolas" w:hAnsi="Consolas" w:eastAsia="Consolas"/>
           <w:b w:val="0"/>
           <w:i w:val="0"/>
-          <w:sz w:val="18"/>
+          <w:sz w:val="22"/>
         </w:rPr>
         <w:t>T0 = 11</w:t>
       </w:r>
@@ -394,7 +394,7 @@
           <w:rFonts w:ascii="Consolas" w:hAnsi="Consolas" w:eastAsia="Consolas"/>
           <w:b w:val="0"/>
           <w:i w:val="0"/>
-          <w:sz w:val="18"/>
+          <w:sz w:val="22"/>
         </w:rPr>
         <w:t>B = 256</w:t>
       </w:r>
@@ -410,7 +410,7 @@
           <w:rFonts w:ascii="Consolas" w:hAnsi="Consolas" w:eastAsia="Consolas"/>
           <w:b w:val="0"/>
           <w:i w:val="0"/>
-          <w:sz w:val="18"/>
+          <w:sz w:val="22"/>
         </w:rPr>
         <w:t xml:space="preserve"> </w:t>
       </w:r>
@@ -426,7 +426,7 @@
           <w:rFonts w:ascii="Consolas" w:hAnsi="Consolas" w:eastAsia="Consolas"/>
           <w:b w:val="0"/>
           <w:i w:val="0"/>
-          <w:sz w:val="18"/>
+          <w:sz w:val="22"/>
         </w:rPr>
         <w:t xml:space="preserve"> </w:t>
       </w:r>
@@ -442,7 +442,7 @@
           <w:rFonts w:ascii="Consolas" w:hAnsi="Consolas" w:eastAsia="Consolas"/>
           <w:b w:val="0"/>
           <w:i w:val="0"/>
-          <w:sz w:val="18"/>
+          <w:sz w:val="22"/>
         </w:rPr>
         <w:t>def gamma(length: int) -&gt; bytes:</w:t>
       </w:r>
@@ -458,7 +458,7 @@
           <w:rFonts w:ascii="Consolas" w:hAnsi="Consolas" w:eastAsia="Consolas"/>
           <w:b w:val="0"/>
           <w:i w:val="0"/>
-          <w:sz w:val="18"/>
+          <w:sz w:val="22"/>
         </w:rPr>
         <w:t xml:space="preserve">    """Генерирует length байт гаммы линейным конгруэнтным датчиком."""</w:t>
       </w:r>
@@ -474,7 +474,7 @@
           <w:rFonts w:ascii="Consolas" w:hAnsi="Consolas" w:eastAsia="Consolas"/>
           <w:b w:val="0"/>
           <w:i w:val="0"/>
-          <w:sz w:val="18"/>
+          <w:sz w:val="22"/>
         </w:rPr>
         <w:t xml:space="preserve">    values = []</w:t>
       </w:r>
@@ -490,7 +490,7 @@
           <w:rFonts w:ascii="Consolas" w:hAnsi="Consolas" w:eastAsia="Consolas"/>
           <w:b w:val="0"/>
           <w:i w:val="0"/>
-          <w:sz w:val="18"/>
+          <w:sz w:val="22"/>
         </w:rPr>
         <w:t xml:space="preserve">    state = T0</w:t>
       </w:r>
@@ -506,7 +506,7 @@
           <w:rFonts w:ascii="Consolas" w:hAnsi="Consolas" w:eastAsia="Consolas"/>
           <w:b w:val="0"/>
           <w:i w:val="0"/>
-          <w:sz w:val="18"/>
+          <w:sz w:val="22"/>
         </w:rPr>
         <w:t xml:space="preserve">    for _ in range(length):</w:t>
       </w:r>
@@ -522,7 +522,7 @@
           <w:rFonts w:ascii="Consolas" w:hAnsi="Consolas" w:eastAsia="Consolas"/>
           <w:b w:val="0"/>
           <w:i w:val="0"/>
-          <w:sz w:val="18"/>
+          <w:sz w:val="22"/>
         </w:rPr>
         <w:t xml:space="preserve">        state = (A * state + C) % B</w:t>
       </w:r>
@@ -538,7 +538,7 @@
           <w:rFonts w:ascii="Consolas" w:hAnsi="Consolas" w:eastAsia="Consolas"/>
           <w:b w:val="0"/>
           <w:i w:val="0"/>
-          <w:sz w:val="18"/>
+          <w:sz w:val="22"/>
         </w:rPr>
         <w:t xml:space="preserve">        values.append(state)</w:t>
       </w:r>
@@ -554,7 +554,7 @@
           <w:rFonts w:ascii="Consolas" w:hAnsi="Consolas" w:eastAsia="Consolas"/>
           <w:b w:val="0"/>
           <w:i w:val="0"/>
-          <w:sz w:val="18"/>
+          <w:sz w:val="22"/>
         </w:rPr>
         <w:t xml:space="preserve">    return bytes(values)</w:t>
       </w:r>
@@ -570,7 +570,7 @@
           <w:rFonts w:ascii="Consolas" w:hAnsi="Consolas" w:eastAsia="Consolas"/>
           <w:b w:val="0"/>
           <w:i w:val="0"/>
-          <w:sz w:val="18"/>
+          <w:sz w:val="22"/>
         </w:rPr>
         <w:t xml:space="preserve"> </w:t>
       </w:r>
@@ -586,7 +586,7 @@
           <w:rFonts w:ascii="Consolas" w:hAnsi="Consolas" w:eastAsia="Consolas"/>
           <w:b w:val="0"/>
           <w:i w:val="0"/>
-          <w:sz w:val="18"/>
+          <w:sz w:val="22"/>
         </w:rPr>
         <w:t xml:space="preserve"> </w:t>
       </w:r>
@@ -602,7 +602,7 @@
           <w:rFonts w:ascii="Consolas" w:hAnsi="Consolas" w:eastAsia="Consolas"/>
           <w:b w:val="0"/>
           <w:i w:val="0"/>
-          <w:sz w:val="18"/>
+          <w:sz w:val="22"/>
         </w:rPr>
         <w:t>def encrypt(text: str) -&gt; Tuple[bytes, bytes]:</w:t>
       </w:r>
@@ -618,7 +618,7 @@
           <w:rFonts w:ascii="Consolas" w:hAnsi="Consolas" w:eastAsia="Consolas"/>
           <w:b w:val="0"/>
           <w:i w:val="0"/>
-          <w:sz w:val="18"/>
+          <w:sz w:val="22"/>
         </w:rPr>
         <w:t xml:space="preserve">    plain = text.encode('utf-8')</w:t>
       </w:r>
@@ -634,7 +634,7 @@
           <w:rFonts w:ascii="Consolas" w:hAnsi="Consolas" w:eastAsia="Consolas"/>
           <w:b w:val="0"/>
           <w:i w:val="0"/>
-          <w:sz w:val="18"/>
+          <w:sz w:val="22"/>
         </w:rPr>
         <w:t xml:space="preserve">    key_stream = gamma(len(plain))</w:t>
       </w:r>
@@ -650,7 +650,7 @@
           <w:rFonts w:ascii="Consolas" w:hAnsi="Consolas" w:eastAsia="Consolas"/>
           <w:b w:val="0"/>
           <w:i w:val="0"/>
-          <w:sz w:val="18"/>
+          <w:sz w:val="22"/>
         </w:rPr>
         <w:t xml:space="preserve">    cipher = bytes(p ^ k for p, k in zip(plain, key_stream))</w:t>
       </w:r>
@@ -666,7 +666,7 @@
           <w:rFonts w:ascii="Consolas" w:hAnsi="Consolas" w:eastAsia="Consolas"/>
           <w:b w:val="0"/>
           <w:i w:val="0"/>
-          <w:sz w:val="18"/>
+          <w:sz w:val="22"/>
         </w:rPr>
         <w:t xml:space="preserve">    return cipher, key_stream</w:t>
       </w:r>
@@ -682,7 +682,7 @@
           <w:rFonts w:ascii="Consolas" w:hAnsi="Consolas" w:eastAsia="Consolas"/>
           <w:b w:val="0"/>
           <w:i w:val="0"/>
-          <w:sz w:val="18"/>
+          <w:sz w:val="22"/>
         </w:rPr>
         <w:t xml:space="preserve"> </w:t>
       </w:r>
@@ -698,7 +698,7 @@
           <w:rFonts w:ascii="Consolas" w:hAnsi="Consolas" w:eastAsia="Consolas"/>
           <w:b w:val="0"/>
           <w:i w:val="0"/>
-          <w:sz w:val="18"/>
+          <w:sz w:val="22"/>
         </w:rPr>
         <w:t xml:space="preserve"> </w:t>
       </w:r>
@@ -714,7 +714,7 @@
           <w:rFonts w:ascii="Consolas" w:hAnsi="Consolas" w:eastAsia="Consolas"/>
           <w:b w:val="0"/>
           <w:i w:val="0"/>
-          <w:sz w:val="18"/>
+          <w:sz w:val="22"/>
         </w:rPr>
         <w:t>def decrypt(cipher: bytes, key_stream: bytes) -&gt; str:</w:t>
       </w:r>
@@ -730,7 +730,7 @@
           <w:rFonts w:ascii="Consolas" w:hAnsi="Consolas" w:eastAsia="Consolas"/>
           <w:b w:val="0"/>
           <w:i w:val="0"/>
-          <w:sz w:val="18"/>
+          <w:sz w:val="22"/>
         </w:rPr>
         <w:t xml:space="preserve">    plain = bytes(c ^ k for c, k in zip(cipher, key_stream))</w:t>
       </w:r>
@@ -746,7 +746,7 @@
           <w:rFonts w:ascii="Consolas" w:hAnsi="Consolas" w:eastAsia="Consolas"/>
           <w:b w:val="0"/>
           <w:i w:val="0"/>
-          <w:sz w:val="18"/>
+          <w:sz w:val="22"/>
         </w:rPr>
         <w:t xml:space="preserve">    return plain.decode('utf-8')</w:t>
       </w:r>
@@ -762,7 +762,7 @@
           <w:rFonts w:ascii="Consolas" w:hAnsi="Consolas" w:eastAsia="Consolas"/>
           <w:b w:val="0"/>
           <w:i w:val="0"/>
-          <w:sz w:val="18"/>
+          <w:sz w:val="22"/>
         </w:rPr>
         <w:t xml:space="preserve"> </w:t>
       </w:r>
@@ -778,7 +778,7 @@
           <w:rFonts w:ascii="Consolas" w:hAnsi="Consolas" w:eastAsia="Consolas"/>
           <w:b w:val="0"/>
           <w:i w:val="0"/>
-          <w:sz w:val="18"/>
+          <w:sz w:val="22"/>
         </w:rPr>
         <w:t xml:space="preserve"> </w:t>
       </w:r>
@@ -794,7 +794,7 @@
           <w:rFonts w:ascii="Consolas" w:hAnsi="Consolas" w:eastAsia="Consolas"/>
           <w:b w:val="0"/>
           <w:i w:val="0"/>
-          <w:sz w:val="18"/>
+          <w:sz w:val="22"/>
         </w:rPr>
         <w:t>if __name__ == '__main__':</w:t>
       </w:r>
@@ -810,7 +810,7 @@
           <w:rFonts w:ascii="Consolas" w:hAnsi="Consolas" w:eastAsia="Consolas"/>
           <w:b w:val="0"/>
           <w:i w:val="0"/>
-          <w:sz w:val="18"/>
+          <w:sz w:val="22"/>
         </w:rPr>
         <w:t xml:space="preserve">    source = input('Открытый текст: ')</w:t>
       </w:r>
@@ -826,7 +826,7 @@
           <w:rFonts w:ascii="Consolas" w:hAnsi="Consolas" w:eastAsia="Consolas"/>
           <w:b w:val="0"/>
           <w:i w:val="0"/>
-          <w:sz w:val="18"/>
+          <w:sz w:val="22"/>
         </w:rPr>
         <w:t xml:space="preserve">    cipher, key_stream = encrypt(source)</w:t>
       </w:r>
@@ -842,7 +842,7 @@
           <w:rFonts w:ascii="Consolas" w:hAnsi="Consolas" w:eastAsia="Consolas"/>
           <w:b w:val="0"/>
           <w:i w:val="0"/>
-          <w:sz w:val="18"/>
+          <w:sz w:val="22"/>
         </w:rPr>
         <w:t xml:space="preserve">    print('Шифрограмма (hex):', cipher.hex())</w:t>
       </w:r>
@@ -858,7 +858,7 @@
           <w:rFonts w:ascii="Consolas" w:hAnsi="Consolas" w:eastAsia="Consolas"/>
           <w:b w:val="0"/>
           <w:i w:val="0"/>
-          <w:sz w:val="18"/>
+          <w:sz w:val="22"/>
         </w:rPr>
         <w:t xml:space="preserve">    print('Гамма (ASCII-коды):', list(key_stream))</w:t>
       </w:r>
@@ -874,7 +874,7 @@
           <w:rFonts w:ascii="Consolas" w:hAnsi="Consolas" w:eastAsia="Consolas"/>
           <w:b w:val="0"/>
           <w:i w:val="0"/>
-          <w:sz w:val="18"/>
+          <w:sz w:val="22"/>
         </w:rPr>
         <w:t xml:space="preserve">    print('Расшифрование:', decrypt(cipher, key_stream))</w:t>
       </w:r>
@@ -890,7 +890,7 @@
           <w:rFonts w:ascii="Times New Roman" w:hAnsi="Times New Roman" w:eastAsia="Times New Roman"/>
           <w:b/>
           <w:i w:val="0"/>
-          <w:sz w:val="26"/>
+          <w:sz w:val="28"/>
         </w:rPr>
         <w:t>Полное объяснение программы</w:t>
       </w:r>
@@ -906,7 +906,7 @@
           <w:rFonts w:ascii="Times New Roman" w:hAnsi="Times New Roman" w:eastAsia="Times New Roman"/>
           <w:b w:val="0"/>
           <w:i w:val="0"/>
-          <w:sz w:val="26"/>
+          <w:sz w:val="28"/>
         </w:rPr>
         <w:t>Константы A, C, T0 и B задают линейный конгруэнтный генератор. Функция gamma получает требуемое количество байтов и начинает работу с состояния T0. На каждом шаге она вычисляет новое состояние по формуле (A * state + C) % B, добавляет его в список и использует как очередной элемент гаммы.</w:t>
       </w:r>
@@ -922,7 +922,7 @@
           <w:rFonts w:ascii="Times New Roman" w:hAnsi="Times New Roman" w:eastAsia="Times New Roman"/>
           <w:b w:val="0"/>
           <w:i w:val="0"/>
-          <w:sz w:val="26"/>
+          <w:sz w:val="28"/>
         </w:rPr>
         <w:t>В функции encrypt строка переводится в UTF-8 методом encode. Полученный объект bytes содержит целые значения от 0 до 255. Длина этого объекта определяет, сколько элементов гаммы нужно сгенерировать. Выражение bytes(p ^ k for p, k in zip(...)) попарно выполняет XOR открытого байта p и гаммы k.</w:t>
       </w:r>
@@ -938,7 +938,7 @@
           <w:rFonts w:ascii="Times New Roman" w:hAnsi="Times New Roman" w:eastAsia="Times New Roman"/>
           <w:b w:val="0"/>
           <w:i w:val="0"/>
-          <w:sz w:val="26"/>
+          <w:sz w:val="28"/>
         </w:rPr>
         <w:t>Функция encrypt возвращает два результата: шифртекст и саму гамму. В учебной программе гамма выводится для проверки и анализа, но в реальной системе её нельзя публиковать вместе с шифртекстом. Если гамма известна, любой человек сможет выполнить XOR и восстановить сообщение.</w:t>
       </w:r>
@@ -954,7 +954,7 @@
           <w:rFonts w:ascii="Times New Roman" w:hAnsi="Times New Roman" w:eastAsia="Times New Roman"/>
           <w:b w:val="0"/>
           <w:i w:val="0"/>
-          <w:sz w:val="26"/>
+          <w:sz w:val="28"/>
         </w:rPr>
         <w:t>Функция decrypt снова выполняет XOR каждого байта шифртекста с соответствующим байтом гаммы. Две одинаковые операции XOR взаимно уничтожают влияние гаммы, поэтому получается исходная UTF-8-последовательность. Метод decode расшифровывает байты обратно в строку; ошибка декодирования означала бы несоответствие гаммы или повреждение данных.</w:t>
       </w:r>
@@ -970,7 +970,7 @@
           <w:rFonts w:ascii="Times New Roman" w:hAnsi="Times New Roman" w:eastAsia="Times New Roman"/>
           <w:b w:val="0"/>
           <w:i w:val="0"/>
-          <w:sz w:val="26"/>
+          <w:sz w:val="28"/>
         </w:rPr>
         <w:t>В основном блоке программа принимает текст, печатает шифртекст в шестнадцатеричном виде, выводит коды гаммы и показывает результат дешифрования. Hex-представление выбрано потому, что произвольные байты могут содержать управляющие символы и не всегда отображаются как обычный текст.</w:t>
       </w:r>
@@ -986,7 +986,7 @@
           <w:rFonts w:ascii="Times New Roman" w:hAnsi="Times New Roman" w:eastAsia="Times New Roman"/>
           <w:b/>
           <w:i w:val="0"/>
-          <w:sz w:val="26"/>
+          <w:sz w:val="28"/>
         </w:rPr>
         <w:t>4. Пример текста длиной не менее 50 символов, шифрограммы и гаммы</w:t>
       </w:r>
@@ -1002,7 +1002,7 @@
           <w:rFonts w:ascii="Times New Roman" w:hAnsi="Times New Roman" w:eastAsia="Times New Roman"/>
           <w:b w:val="0"/>
           <w:i w:val="0"/>
-          <w:sz w:val="26"/>
+          <w:sz w:val="28"/>
         </w:rPr>
         <w:t>Открытый текст (139 символов): «Линейное шифрование показывает, как одна и та же гамма применяется к каждому байту текста. Этот пример содержит больше пятидесяти символов.»</w:t>
       </w:r>
@@ -1018,7 +1018,7 @@
           <w:rFonts w:ascii="Times New Roman" w:hAnsi="Times New Roman" w:eastAsia="Times New Roman"/>
           <w:b w:val="0"/>
           <w:i w:val="0"/>
-          <w:sz w:val="26"/>
+          <w:sz w:val="28"/>
         </w:rPr>
         <w:t>Шифрограмма (hex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w:t>
       </w:r>
@@ -1034,7 +1034,7 @@
           <w:rFonts w:ascii="Times New Roman" w:hAnsi="Times New Roman" w:eastAsia="Times New Roman"/>
           <w:b w:val="0"/>
           <w:i w:val="0"/>
-          <w:sz w:val="26"/>
+          <w:sz w:val="28"/>
         </w:rPr>
         <w:t>Сгенерированная гамма (ASCII-коды байтов): 208, 93, 242, 207, 52, 97, 150, 19, 24, 229, 186, 215, 124, 233, 94, 27, 96, 109, 130, 223, 196, 113, 38, 35, 168, 245, 74, 231, 12, 249, 238, 43, 240, 125, 18, 239, 84, 129, 182, 51, 56, 5, 218, 247, 156, 9, 126, 59, 128, 141, 162, 255, 228, 145, 70, 67, 200, 21, 106, 7, 44, 25, 14, 75, 16, 157, 50, 15, 116, 161, 214, 83, 88, 37, 250, 23, 188, 41, 158, 91, 160, 173, 194, 31, 4, 177, 102, 99, 232, 53, 138, 39, 76, 57, 46, 107, 48, 189, 82, 47, 148, 193, 246, 115, 120, 69, 26, 55, 220, 73, 190, 123, 192, 205, 226, 63, 36, 209, 134, 131, 8, 85, 170, 71, 108, 89, 78, 139, 80, 221, 114, 79, 180, 225, 22, 147, 152, 101, 58, 87, 252, 105, 222, 155, 224, 237, 2, 95, 68, 241, 166, 163, 40, 117, 202, 103, 140, 121, 110, 171, 112, 253, 146, 111, 212, 1, 54, 179, 184, 133, 90, 119, 28, 137, 254, 187, 0, 13, 34, 127, 100, 17, 198, 195, 72, 149, 234, 135, 172, 153, 142, 203, 144, 29, 178, 143, 244, 33, 86, 211, 216, 165, 122, 151, 60, 169, 30, 219, 32, 45, 66, 159, 132, 49, 230, 227, 104, 181, 10, 167, 204, 185, 174, 235, 176, 61, 210, 175, 20, 65, 118, 243, 248, 197, 154, 183, 92, 201, 62, 251, 64, 77, 98, 191, 164, 81, 6, 3, 136, 213, 42, 199, 236, 217, 206, 11</w:t>
       </w:r>
@@ -1050,7 +1050,7 @@
           <w:rFonts w:ascii="Times New Roman" w:hAnsi="Times New Roman" w:eastAsia="Times New Roman"/>
           <w:b w:val="0"/>
           <w:i w:val="0"/>
-          <w:sz w:val="26"/>
+          <w:sz w:val="28"/>
         </w:rPr>
         <w:t>Результат дешифрования: «Линейное шифрование показывает, как одна и та же гамма применяется к каждому байту текста. Этот пример содержит больше пятидесяти символов.».</w:t>
       </w:r>
@@ -1066,7 +1066,7 @@
           <w:rFonts w:ascii="Times New Roman" w:hAnsi="Times New Roman" w:eastAsia="Times New Roman"/>
           <w:b/>
           <w:i w:val="0"/>
-          <w:sz w:val="26"/>
+          <w:sz w:val="28"/>
         </w:rPr>
         <w:t>5. Выводы по работе</w:t>
       </w:r>
@@ -1082,7 +1082,7 @@
           <w:rFonts w:ascii="Times New Roman" w:hAnsi="Times New Roman" w:eastAsia="Times New Roman"/>
           <w:b w:val="0"/>
           <w:i w:val="0"/>
-          <w:sz w:val="26"/>
+          <w:sz w:val="28"/>
         </w:rPr>
         <w:t>Гаммирование скрывает каждый байт открытого текста операцией XOR с псевдослучайной последовательностью. При одинаковой гамме шифрование и дешифрование совпадают по вычислительной операции. Стойкость метода зависит от качества и секретности гаммы; повторное использование одной и той же гаммы для разных сообщений снижает защищённость.</w:t>
       </w:r>
@@ -1467,7 +1467,7 @@
     </w:pPr>
     <w:rPr>
       <w:rFonts w:ascii="Times New Roman" w:hAnsi="Times New Roman" w:eastAsia="Times New Roman"/>
-      <w:sz w:val="26"/>
+      <w:sz w:val="28"/>
     </w:rPr>
   </w:style>
   <w:style w:type="paragraph" w:styleId="Header">

--- a/З_И/Лабораторная_работа_3_Гаммирование.docx
+++ b/З_И/Лабораторная_работа_3_Гаммирование.docx
@@ -104,8 +104,6 @@
         <w:t>Выполнил(а): студент(ка) группы __________</w:t>
         <w:br/>
         <w:t>Ф. И. О.: ______________________________</w:t>
-        <w:br/>
-        <w:t>Вариант: №10</w:t>
       </w:r>
     </w:p>
     <w:p>
@@ -284,7 +282,7 @@
           <w:i w:val="0"/>
           <w:sz w:val="28"/>
         </w:rPr>
-        <w:t>В выбранном варианте B = 256, поэтому каждое значение T(i) сразу является байтом от 0 до 255. Параметры A, C и T(0) являются ключевыми настройками генератора. Для текста на русском языке программа сначала использует UTF-8, так что один символ может занимать несколько байтов; длина гаммы определяется именно длиной байтового представления.</w:t>
+        <w:t>При B = 256, поэтому каждое значение T(i) сразу является байтом от 0 до 255. Параметры A, C и T(0) являются ключевыми настройками генератора. Для текста на русском языке программа сначала использует UTF-8, так что один символ может занимать несколько байтов; длина гаммы определяется именно длиной байтового представления.</w:t>
       </w:r>
     </w:p>
     <w:p>
@@ -445,22 +443,6 @@
           <w:sz w:val="22"/>
         </w:rPr>
         <w:t>def gamma(length: int) -&gt; bytes:</w:t>
-      </w:r>
-    </w:p>
-    <w:p>
-      <w:pPr>
-        <w:spacing w:line="240" w:lineRule="auto" w:after="0"/>
-        <w:ind w:left="181" w:firstLine="0"/>
-        <w:jc w:val="left"/>
-      </w:pPr>
-      <w:r>
-        <w:rPr>
-          <w:rFonts w:ascii="Consolas" w:hAnsi="Consolas" w:eastAsia="Consolas"/>
-          <w:b w:val="0"/>
-          <w:i w:val="0"/>
-          <w:sz w:val="22"/>
-        </w:rPr>
-        <w:t xml:space="preserve">    """Генерирует length байт гаммы линейным конгруэнтным датчиком."""</w:t>
       </w:r>
     </w:p>
     <w:p>
@@ -988,6 +970,155 @@
           <w:i w:val="0"/>
           <w:sz w:val="28"/>
         </w:rPr>
+        <w:t>Алгоритм выполнения</w:t>
+      </w:r>
+    </w:p>
+    <w:p>
+      <w:pPr>
+        <w:pStyle w:val="ListBullet"/>
+        <w:spacing w:line="360" w:lineRule="auto"/>
+        <w:ind w:left="709" w:hanging="283"/>
+        <w:jc w:val="both"/>
+      </w:pPr>
+      <w:r>
+        <w:rPr>
+          <w:rFonts w:ascii="Times New Roman" w:hAnsi="Times New Roman" w:eastAsia="Times New Roman"/>
+          <w:b w:val="0"/>
+          <w:i w:val="0"/>
+          <w:sz w:val="28"/>
+        </w:rPr>
+        <w:t>Преобразовать исходную строку в последовательность UTF-8 байтов.</w:t>
+      </w:r>
+    </w:p>
+    <w:p>
+      <w:pPr>
+        <w:pStyle w:val="ListBullet"/>
+        <w:spacing w:line="360" w:lineRule="auto"/>
+        <w:ind w:left="709" w:hanging="283"/>
+        <w:jc w:val="both"/>
+      </w:pPr>
+      <w:r>
+        <w:rPr>
+          <w:rFonts w:ascii="Times New Roman" w:hAnsi="Times New Roman" w:eastAsia="Times New Roman"/>
+          <w:b w:val="0"/>
+          <w:i w:val="0"/>
+          <w:sz w:val="28"/>
+        </w:rPr>
+        <w:t>Инициализировать генератор состоянием T(0) = 11.</w:t>
+      </w:r>
+    </w:p>
+    <w:p>
+      <w:pPr>
+        <w:pStyle w:val="ListBullet"/>
+        <w:spacing w:line="360" w:lineRule="auto"/>
+        <w:ind w:left="709" w:hanging="283"/>
+        <w:jc w:val="both"/>
+      </w:pPr>
+      <w:r>
+        <w:rPr>
+          <w:rFonts w:ascii="Times New Roman" w:hAnsi="Times New Roman" w:eastAsia="Times New Roman"/>
+          <w:b w:val="0"/>
+          <w:i w:val="0"/>
+          <w:sz w:val="28"/>
+        </w:rPr>
+        <w:t>Для каждого байта вычислить новое значение T(i + 1) по линейной конгруэнтной формуле.</w:t>
+      </w:r>
+    </w:p>
+    <w:p>
+      <w:pPr>
+        <w:pStyle w:val="ListBullet"/>
+        <w:spacing w:line="360" w:lineRule="auto"/>
+        <w:ind w:left="709" w:hanging="283"/>
+        <w:jc w:val="both"/>
+      </w:pPr>
+      <w:r>
+        <w:rPr>
+          <w:rFonts w:ascii="Times New Roman" w:hAnsi="Times New Roman" w:eastAsia="Times New Roman"/>
+          <w:b w:val="0"/>
+          <w:i w:val="0"/>
+          <w:sz w:val="28"/>
+        </w:rPr>
+        <w:t>Объединить байт открытого текста и соответствующий байт гаммы операцией XOR.</w:t>
+      </w:r>
+    </w:p>
+    <w:p>
+      <w:pPr>
+        <w:pStyle w:val="ListBullet"/>
+        <w:spacing w:line="360" w:lineRule="auto"/>
+        <w:ind w:left="709" w:hanging="283"/>
+        <w:jc w:val="both"/>
+      </w:pPr>
+      <w:r>
+        <w:rPr>
+          <w:rFonts w:ascii="Times New Roman" w:hAnsi="Times New Roman" w:eastAsia="Times New Roman"/>
+          <w:b w:val="0"/>
+          <w:i w:val="0"/>
+          <w:sz w:val="28"/>
+        </w:rPr>
+        <w:t>Повторить XOR для расшифрования и проверить совпадение с исходной строкой.</w:t>
+      </w:r>
+    </w:p>
+    <w:p>
+      <w:pPr>
+        <w:keepNext/>
+        <w:spacing w:line="360" w:lineRule="auto" w:before="80" w:after="80"/>
+        <w:jc w:val="left"/>
+      </w:pPr>
+      <w:r>
+        <w:rPr>
+          <w:rFonts w:ascii="Times New Roman" w:hAnsi="Times New Roman" w:eastAsia="Times New Roman"/>
+          <w:b/>
+          <w:i w:val="0"/>
+          <w:sz w:val="28"/>
+        </w:rPr>
+        <w:t>Анализ результата</w:t>
+      </w:r>
+    </w:p>
+    <w:p>
+      <w:pPr>
+        <w:spacing w:line="360" w:lineRule="auto" w:after="0"/>
+        <w:ind w:firstLine="709"/>
+        <w:jc w:val="both"/>
+      </w:pPr>
+      <w:r>
+        <w:rPr>
+          <w:rFonts w:ascii="Times New Roman" w:hAnsi="Times New Roman" w:eastAsia="Times New Roman"/>
+          <w:b w:val="0"/>
+          <w:i w:val="0"/>
+          <w:sz w:val="28"/>
+        </w:rPr>
+        <w:t>Длина шифртекста в байтах равна длине открытого текста в UTF-8, а каждый элемент гаммы находится в диапазоне от 0 до 255. Изменение одного байта открытого текста изменяет соответствующий байт шифртекста, поскольку потоковый метод обрабатывает данные последовательно.</w:t>
+      </w:r>
+    </w:p>
+    <w:p>
+      <w:pPr>
+        <w:spacing w:line="360" w:lineRule="auto" w:after="0"/>
+        <w:ind w:firstLine="709"/>
+        <w:jc w:val="both"/>
+      </w:pPr>
+      <w:r>
+        <w:rPr>
+          <w:rFonts w:ascii="Times New Roman" w:hAnsi="Times New Roman" w:eastAsia="Times New Roman"/>
+          <w:b w:val="0"/>
+          <w:i w:val="0"/>
+          <w:sz w:val="28"/>
+        </w:rPr>
+        <w:t>Линейный генератор демонстрирует принцип формирования гаммы, но его состояние зависит от небольшого набора параметров. Для реальной криптографии необходим генератор с непредсказуемым состоянием, а ключевая гамма должна передаваться или восстанавливаться только законным получателем.</w:t>
+      </w:r>
+    </w:p>
+    <w:p>
+      <w:pPr>
+        <w:keepNext/>
+        <w:spacing w:line="360" w:lineRule="auto" w:before="80" w:after="80"/>
+        <w:jc w:val="left"/>
+      </w:pPr>
+      <w:r>
+        <w:rPr>
+          <w:rFonts w:ascii="Times New Roman" w:hAnsi="Times New Roman" w:eastAsia="Times New Roman"/>
+          <w:b/>
+          <w:i w:val="0"/>
+          <w:sz w:val="28"/>
+        </w:rPr>
         <w:t>4. Пример текста длиной не менее 50 символов, шифрограммы и гаммы</w:t>
       </w:r>
     </w:p>
